--- a/4-质量管理/运行记录类文件/TJTY-ITSS-0409-2025年度内审管理计划.docx
+++ b/4-质量管理/运行记录类文件/TJTY-ITSS-0409-2025年度内审管理计划.docx
@@ -4303,6 +4303,26 @@
         <w:ind w:left="425" w:leftChars="0" w:hanging="425" w:firstLineChars="0"/>
       </w:pPr>
       <w:r>
+        <w:rPr>
+          <w:rFonts w:hint="eastAsia"/>
+          <w:lang w:val="en-US" w:eastAsia="zh-CN"/>
+        </w:rPr>
+        <w:t>TCESA1299-2023《信息技术服务 运行维护服务能力成熟度模型》</w:t>
+      </w:r>
+    </w:p>
+    <w:p>
+      <w:pPr>
+        <w:pStyle w:val="41"/>
+        <w:numPr>
+          <w:ilvl w:val="0"/>
+          <w:numId w:val="2"/>
+        </w:numPr>
+        <w:bidi w:val="0"/>
+        <w:ind w:left="425" w:leftChars="0" w:hanging="425" w:firstLineChars="0"/>
+      </w:pPr>
+      <w:bookmarkStart w:id="6" w:name="_GoBack"/>
+      <w:bookmarkEnd w:id="6"/>
+      <w:r>
         <w:t>GB/T28827.1-2022《信息技术服务运行维护 第1部分：通用要求》。</w:t>
       </w:r>
     </w:p>
@@ -6534,18 +6554,7 @@
                 <w:sz w:val="21"/>
                 <w:szCs w:val="22"/>
               </w:rPr>
-              <w:t>9</w:t>
-            </w:r>
-            <w:bookmarkStart w:id="6" w:name="_GoBack"/>
-            <w:bookmarkEnd w:id="6"/>
-            <w:r>
-              <w:rPr>
-                <w:rFonts w:ascii="宋体" w:eastAsia="宋体"/>
-                <w:spacing w:val="-2"/>
-                <w:sz w:val="21"/>
-                <w:szCs w:val="22"/>
-              </w:rPr>
-              <w:t>:30-17:00</w:t>
+              <w:t>9:30-17:00</w:t>
             </w:r>
           </w:p>
         </w:tc>
